--- a/ultralytics/cfg/models/26-RGBT/2026-08-16/DWR_paper_draft.docx
+++ b/ultralytics/cfg/models/26-RGBT/2026-08-16/DWR_paper_draft.docx
@@ -30,7 +30,7 @@
     </w:p>
     <w:p>
       <w:r>
-        <w:t>As part of a large-scale, strictly controlled benchmark of RGB-T fusion modules built on the unified YOLOv26-RGBT framework, we reproduce DWR (Dilated-Wise Residual attention). DWR attains the highest mAP50-95 (0.5262) among all evaluated modules on FLIR, at the cost of the largest compute (158.6G FLOPs, 19.4 FPS). It serves as the accuracy ceiling reference for the benchmark.</w:t>
+        <w:t>As part of a large-scale, strictly controlled benchmark of RGB-T fusion modules built on the unified YOLOv26-RGBT framework, we reproduce DWR (Dilated-Wise Residual attention). DWR attains the highest mAP50-95 (0.5262) among all evaluated modules on FLIR, at the cost of the largest compute (158.6 GFLOPs, 19.4 FPS). It serves as the accuracy-ceiling reference for the benchmark and motivates the design of lightweight alternatives.</w:t>
       </w:r>
     </w:p>
     <w:p>
@@ -38,12 +38,17 @@
         <w:pStyle w:val="Heading1"/>
       </w:pPr>
       <w:r>
-        <w:t>1. Mechanism</w:t>
+        <w:t>1. Module Design</w:t>
       </w:r>
     </w:p>
     <w:p>
       <w:r>
-        <w:t>DWR applies parallel dilated convolutions (dilation = 1, 3, 5) after a dimension-reduction 3x3 conv, concatenates the multi-scale outputs, fuses with 1x1, and adds a residual connection. This captures targets at multiple scales simultaneously.</w:t>
+        <w:t>DWR applies parallel dilated convolutions to capture multi-scale context. After a 3x3 dimension-reduction convolution, it forks into three branches with dilation rates 1, 3, and 5; the branch outputs are concatenated, fused by a 1x1 convolution, and added back to the input through a residual connection. Formally: x -&gt; conv3x3 -&gt; {conv_d1, conv_d3, conv_d5} -&gt; concat -&gt; conv1x1 -&gt; + x.</w:t>
+      </w:r>
+    </w:p>
+    <w:p>
+      <w:r>
+        <w:t>The multi-dilation structure equips each stage with a hierarchy of receptive fields, which is particularly beneficial for objects of varying size (pedestrians vs. vehicles) common in RGB-T driving datasets.</w:t>
       </w:r>
     </w:p>
     <w:p>
@@ -51,7 +56,20 @@
         <w:pStyle w:val="Heading1"/>
       </w:pPr>
       <w:r>
-        <w:t>2. Experimental Results (FLIR, yolo26s, 100 ep, imgsz640, RGBT-4ch)</w:t>
+        <w:t>2. Integration into YOLOv26-RGBT</w:t>
+      </w:r>
+    </w:p>
+    <w:p>
+      <w:r>
+        <w:t>We insert DWR as a drop-in enhancement within the dual-backbone neck, keeping the rest of the pipeline identical across all benchmarked modules to ensure a fair comparison.</w:t>
+      </w:r>
+    </w:p>
+    <w:p>
+      <w:pPr>
+        <w:pStyle w:val="Heading1"/>
+      </w:pPr>
+      <w:r>
+        <w:t>3. Experimental Results (FLIR, yolo26s, 100 ep, imgsz 640, RGBT-4ch)</w:t>
       </w:r>
     </w:p>
     <w:tbl>
@@ -202,12 +220,25 @@
         <w:pStyle w:val="Heading1"/>
       </w:pPr>
       <w:r>
-        <w:t>3. Role in This Work</w:t>
+        <w:t>4. Analysis</w:t>
       </w:r>
     </w:p>
     <w:p>
       <w:r>
-        <w:t>DWR defines the accuracy upper bound of reproduced modules. Its high compute motivates the design of lightweight alternatives (e.g., our DCAF) that approach this ceiling at lower cost.</w:t>
+        <w:t>DWR delivers the strongest accuracy because its multi-scale receptive fields maximize feature discriminability. The price is the heaviest compute and the lowest FPS among all compared modules, reflecting a classic accuracy-vs-efficiency trade-off. This positions DWR as the upper-bound reference: any proposed efficient module should aim to approach 0.5262 while drastically cutting the 158.6 GFLOPs budget.</w:t>
+      </w:r>
+    </w:p>
+    <w:p>
+      <w:pPr>
+        <w:pStyle w:val="Heading1"/>
+      </w:pPr>
+      <w:r>
+        <w:t>5. Role in This Work</w:t>
+      </w:r>
+    </w:p>
+    <w:p>
+      <w:r>
+        <w:t>DWR defines the accuracy upper bound of reproduced modules and exposes the compute bottleneck that our proposed DCAF targets.</w:t>
       </w:r>
     </w:p>
     <w:p>
@@ -223,7 +254,7 @@
         <w:pStyle w:val="ListBullet"/>
       </w:pPr>
       <w:r>
-        <w:t>[1] Original DWR (Dilated-Wise Residual) paper — ADD EXACT CITATION.</w:t>
+        <w:t>[1] Original DWR (Dilated-Wise Residual attention) paper — ADD EXACT CITATION.</w:t>
       </w:r>
     </w:p>
     <w:p>
